--- a/Files/01 - Bereshis/08 - Vayishlach/5783/Vayishlach 5783.docx
+++ b/Files/01 - Bereshis/08 - Vayishlach/5783/Vayishlach 5783.docx
@@ -666,7 +666,7 @@
         <w:rPr>
           <w:rFonts w:ascii="Times New Roman" w:hAnsi="Times New Roman" w:cs="Times New Roman"/>
         </w:rPr>
-        <w:t xml:space="preserve"> sought to build the</w:t>
+        <w:t xml:space="preserve"> sought to build the </w:t>
       </w:r>
       <w:r>
         <w:rPr>
@@ -785,7 +785,7 @@
         <w:rPr>
           <w:rFonts w:ascii="Times New Roman" w:hAnsi="Times New Roman" w:cs="Times New Roman"/>
         </w:rPr>
-        <w:t xml:space="preserve"> of the past, he says</w:t>
+        <w:t xml:space="preserve"> of the past, he says </w:t>
       </w:r>
       <w:r>
         <w:rPr>
@@ -903,7 +903,7 @@
         <w:rPr>
           <w:rFonts w:ascii="Times New Roman" w:hAnsi="Times New Roman" w:cs="Times New Roman"/>
         </w:rPr>
-        <w:t>This is a crucial lesson for us as well. When considering the past, we must humbly appreciate what</w:t>
+        <w:t xml:space="preserve">This is a crucial lesson for us as well. When considering the past, we must humbly appreciate what </w:t>
       </w:r>
       <w:r>
         <w:rPr>

--- a/Files/01 - Bereshis/08 - Vayishlach/5783/Vayishlach 5783.docx
+++ b/Files/01 - Bereshis/08 - Vayishlach/5783/Vayishlach 5783.docx
@@ -569,7 +569,7 @@
           <w:rFonts w:ascii="Times New Roman" w:hAnsi="Times New Roman" w:cs="Times New Roman"/>
           <w:rtl/>
         </w:rPr>
-        <w:t>קושיא</w:t>
+        <w:t>קשיא</w:t>
       </w:r>
       <w:r>
         <w:rPr>
